--- a/projects/Project3/P3.docx
+++ b/projects/Project3/P3.docx
@@ -7,15 +7,63 @@
         <w:spacing w:after="158"/>
         <w:ind w:left="10" w:right="82" w:hanging="10"/>
         <w:jc w:val="center"/>
-      </w:pPr>
-      <w:r>
+        <w:rPr>
+          <w:rFonts w:asciiTheme="minorHAnsi" w:hAnsiTheme="minorHAnsi"/>
+          <w:b/>
+          <w:bCs/>
+          <w:sz w:val="44"/>
+          <w:szCs w:val="48"/>
+        </w:rPr>
+      </w:pPr>
+      <w:r>
+        <w:rPr>
+          <w:rFonts w:asciiTheme="minorHAnsi" w:hAnsiTheme="minorHAnsi"/>
+          <w:b/>
+          <w:bCs/>
+          <w:sz w:val="44"/>
+          <w:szCs w:val="48"/>
+        </w:rPr>
         <w:t xml:space="preserve">PROJECT </w:t>
       </w:r>
       <w:r>
+        <w:rPr>
+          <w:rFonts w:asciiTheme="minorHAnsi" w:hAnsiTheme="minorHAnsi"/>
+          <w:b/>
+          <w:bCs/>
+          <w:sz w:val="44"/>
+          <w:szCs w:val="48"/>
+        </w:rPr>
         <w:t>3</w:t>
       </w:r>
       <w:r>
-        <w:t xml:space="preserve"> (JUNGLE JUMP) </w:t>
+        <w:rPr>
+          <w:rFonts w:asciiTheme="minorHAnsi" w:hAnsiTheme="minorHAnsi"/>
+          <w:b/>
+          <w:bCs/>
+          <w:sz w:val="44"/>
+          <w:szCs w:val="48"/>
+        </w:rPr>
+        <w:t xml:space="preserve"> (</w:t>
+      </w:r>
+      <w:r>
+        <w:rPr>
+          <w:rFonts w:asciiTheme="minorHAnsi" w:hAnsiTheme="minorHAnsi"/>
+          <w:b/>
+          <w:bCs/>
+          <w:sz w:val="44"/>
+          <w:szCs w:val="48"/>
+        </w:rPr>
+        <w:t>INFINITE FLYER</w:t>
+      </w:r>
+      <w:r>
+        <w:rPr>
+          <w:rFonts w:asciiTheme="minorHAnsi" w:hAnsiTheme="minorHAnsi"/>
+          <w:b/>
+          <w:bCs/>
+          <w:sz w:val="44"/>
+          <w:szCs w:val="48"/>
+        </w:rPr>
+        <w:t xml:space="preserve">) </w:t>
       </w:r>
     </w:p>
     <w:p>
@@ -23,22 +71,62 @@
         <w:spacing w:after="367"/>
         <w:ind w:left="10" w:right="80" w:hanging="10"/>
         <w:jc w:val="center"/>
-      </w:pPr>
-      <w:r>
+        <w:rPr>
+          <w:rFonts w:asciiTheme="minorHAnsi" w:hAnsiTheme="minorHAnsi"/>
+          <w:sz w:val="36"/>
+          <w:szCs w:val="40"/>
+        </w:rPr>
+      </w:pPr>
+      <w:r>
+        <w:rPr>
+          <w:rFonts w:asciiTheme="minorHAnsi" w:hAnsiTheme="minorHAnsi"/>
+          <w:sz w:val="36"/>
+          <w:szCs w:val="40"/>
+        </w:rPr>
         <w:t xml:space="preserve">CHAUGHN ROBIN </w:t>
       </w:r>
     </w:p>
     <w:p>
-      <w:r>
-        <w:rPr>
+      <w:pPr>
+        <w:rPr>
+          <w:rFonts w:asciiTheme="minorHAnsi" w:hAnsiTheme="minorHAnsi"/>
+          <w:sz w:val="36"/>
+          <w:szCs w:val="40"/>
+        </w:rPr>
+      </w:pPr>
+      <w:r>
+        <w:rPr>
+          <w:rFonts w:asciiTheme="minorHAnsi" w:hAnsiTheme="minorHAnsi"/>
+          <w:sz w:val="72"/>
+          <w:szCs w:val="40"/>
+        </w:rPr>
+        <w:t xml:space="preserve"> </w:t>
+      </w:r>
+    </w:p>
+    <w:p>
+      <w:pPr>
+        <w:rPr>
+          <w:rFonts w:asciiTheme="minorHAnsi" w:hAnsiTheme="minorHAnsi"/>
+        </w:rPr>
+      </w:pPr>
+      <w:r>
+        <w:rPr>
+          <w:rFonts w:asciiTheme="minorHAnsi" w:hAnsiTheme="minorHAnsi"/>
           <w:sz w:val="44"/>
         </w:rPr>
         <w:t xml:space="preserve"> </w:t>
       </w:r>
     </w:p>
     <w:p>
-      <w:r>
-        <w:rPr>
+      <w:pPr>
+        <w:spacing w:after="161"/>
+        <w:rPr>
+          <w:rFonts w:asciiTheme="minorHAnsi" w:hAnsiTheme="minorHAnsi"/>
+        </w:rPr>
+      </w:pPr>
+      <w:r>
+        <w:rPr>
+          <w:rFonts w:asciiTheme="minorHAnsi" w:hAnsiTheme="minorHAnsi"/>
           <w:sz w:val="44"/>
         </w:rPr>
         <w:t xml:space="preserve"> </w:t>
@@ -46,10 +134,14 @@
     </w:p>
     <w:p>
       <w:pPr>
-        <w:spacing w:after="161"/>
-      </w:pPr>
-      <w:r>
-        <w:rPr>
+        <w:spacing w:after="124"/>
+        <w:rPr>
+          <w:rFonts w:asciiTheme="minorHAnsi" w:hAnsiTheme="minorHAnsi"/>
+        </w:rPr>
+      </w:pPr>
+      <w:r>
+        <w:rPr>
+          <w:rFonts w:asciiTheme="minorHAnsi" w:hAnsiTheme="minorHAnsi"/>
           <w:sz w:val="44"/>
         </w:rPr>
         <w:t xml:space="preserve"> </w:t>
@@ -57,21 +149,14 @@
     </w:p>
     <w:p>
       <w:pPr>
-        <w:spacing w:after="124"/>
-      </w:pPr>
-      <w:r>
-        <w:rPr>
-          <w:sz w:val="44"/>
-        </w:rPr>
-        <w:t xml:space="preserve"> </w:t>
-      </w:r>
-    </w:p>
-    <w:p>
-      <w:pPr>
         <w:spacing w:after="159"/>
-      </w:pPr>
-      <w:r>
-        <w:rPr>
+        <w:rPr>
+          <w:rFonts w:asciiTheme="minorHAnsi" w:hAnsiTheme="minorHAnsi"/>
+        </w:rPr>
+      </w:pPr>
+      <w:r>
+        <w:rPr>
+          <w:rFonts w:asciiTheme="minorHAnsi" w:hAnsiTheme="minorHAnsi"/>
           <w:sz w:val="40"/>
         </w:rPr>
         <w:t xml:space="preserve"> </w:t>
@@ -82,9 +167,13 @@
         <w:spacing w:after="46"/>
         <w:ind w:left="-3"/>
         <w:jc w:val="right"/>
-      </w:pPr>
-      <w:r>
-        <w:rPr>
+        <w:rPr>
+          <w:rFonts w:asciiTheme="minorHAnsi" w:hAnsiTheme="minorHAnsi"/>
+        </w:rPr>
+      </w:pPr>
+      <w:r>
+        <w:rPr>
+          <w:rFonts w:asciiTheme="minorHAnsi" w:hAnsiTheme="minorHAnsi"/>
           <w:noProof/>
         </w:rPr>
         <w:drawing>
@@ -131,6 +220,7 @@
       </w:r>
       <w:r>
         <w:rPr>
+          <w:rFonts w:asciiTheme="minorHAnsi" w:hAnsiTheme="minorHAnsi"/>
           <w:sz w:val="40"/>
         </w:rPr>
         <w:t xml:space="preserve"> </w:t>
@@ -139,9 +229,13 @@
     <w:p>
       <w:pPr>
         <w:spacing w:after="235"/>
-      </w:pPr>
-      <w:r>
-        <w:rPr>
+        <w:rPr>
+          <w:rFonts w:asciiTheme="minorHAnsi" w:hAnsiTheme="minorHAnsi"/>
+        </w:rPr>
+      </w:pPr>
+      <w:r>
+        <w:rPr>
+          <w:rFonts w:asciiTheme="minorHAnsi" w:hAnsiTheme="minorHAnsi"/>
           <w:sz w:val="40"/>
         </w:rPr>
         <w:t xml:space="preserve"> </w:t>
@@ -150,9 +244,13 @@
     <w:p>
       <w:pPr>
         <w:spacing w:after="159"/>
-      </w:pPr>
-      <w:r>
-        <w:rPr>
+        <w:rPr>
+          <w:rFonts w:asciiTheme="minorHAnsi" w:hAnsiTheme="minorHAnsi"/>
+        </w:rPr>
+      </w:pPr>
+      <w:r>
+        <w:rPr>
+          <w:rFonts w:asciiTheme="minorHAnsi" w:hAnsiTheme="minorHAnsi"/>
           <w:b/>
           <w:i/>
           <w:sz w:val="48"/>
@@ -163,9 +261,13 @@
     <w:p>
       <w:pPr>
         <w:spacing w:after="159"/>
-      </w:pPr>
-      <w:r>
-        <w:rPr>
+        <w:rPr>
+          <w:rFonts w:asciiTheme="minorHAnsi" w:hAnsiTheme="minorHAnsi"/>
+        </w:rPr>
+      </w:pPr>
+      <w:r>
+        <w:rPr>
+          <w:rFonts w:asciiTheme="minorHAnsi" w:hAnsiTheme="minorHAnsi"/>
           <w:b/>
           <w:i/>
           <w:sz w:val="48"/>
@@ -176,9 +278,13 @@
     <w:p>
       <w:pPr>
         <w:spacing w:after="0"/>
-      </w:pPr>
-      <w:r>
-        <w:rPr>
+        <w:rPr>
+          <w:rFonts w:asciiTheme="minorHAnsi" w:hAnsiTheme="minorHAnsi"/>
+        </w:rPr>
+      </w:pPr>
+      <w:r>
+        <w:rPr>
+          <w:rFonts w:asciiTheme="minorHAnsi" w:hAnsiTheme="minorHAnsi"/>
           <w:b/>
           <w:i/>
           <w:sz w:val="48"/>
@@ -190,8 +296,23 @@
       <w:pPr>
         <w:pStyle w:val="Heading1"/>
         <w:ind w:left="-5"/>
-      </w:pPr>
-      <w:r>
+        <w:rPr>
+          <w:rFonts w:asciiTheme="minorHAnsi" w:hAnsiTheme="minorHAnsi"/>
+        </w:rPr>
+      </w:pPr>
+    </w:p>
+    <w:p>
+      <w:pPr>
+        <w:pStyle w:val="Heading1"/>
+        <w:ind w:left="-5"/>
+        <w:rPr>
+          <w:rFonts w:asciiTheme="minorHAnsi" w:hAnsiTheme="minorHAnsi"/>
+        </w:rPr>
+      </w:pPr>
+      <w:r>
+        <w:rPr>
+          <w:rFonts w:asciiTheme="minorHAnsi" w:hAnsiTheme="minorHAnsi"/>
+        </w:rPr>
         <w:t xml:space="preserve">How To Play </w:t>
       </w:r>
     </w:p>
@@ -199,9 +320,13 @@
       <w:pPr>
         <w:spacing w:after="89"/>
         <w:ind w:left="-5" w:hanging="10"/>
-      </w:pPr>
-      <w:r>
-        <w:rPr>
+        <w:rPr>
+          <w:rFonts w:asciiTheme="minorHAnsi" w:hAnsiTheme="minorHAnsi"/>
+        </w:rPr>
+      </w:pPr>
+      <w:r>
+        <w:rPr>
+          <w:rFonts w:asciiTheme="minorHAnsi" w:hAnsiTheme="minorHAnsi"/>
           <w:sz w:val="44"/>
         </w:rPr>
         <w:t xml:space="preserve">Menu – </w:t>
@@ -211,9 +336,13 @@
       <w:pPr>
         <w:spacing w:after="164"/>
         <w:ind w:left="-15"/>
-      </w:pPr>
-      <w:r>
-        <w:rPr>
+        <w:rPr>
+          <w:rFonts w:asciiTheme="minorHAnsi" w:hAnsiTheme="minorHAnsi"/>
+        </w:rPr>
+      </w:pPr>
+      <w:r>
+        <w:rPr>
+          <w:rFonts w:asciiTheme="minorHAnsi" w:hAnsiTheme="minorHAnsi"/>
           <w:b/>
           <w:sz w:val="36"/>
         </w:rPr>
@@ -228,16 +357,20 @@
           <w:numId w:val="9"/>
         </w:numPr>
         <w:spacing w:after="3"/>
-      </w:pPr>
-      <w:r>
-        <w:rPr>
-          <w:sz w:val="36"/>
-        </w:rPr>
-        <w:lastRenderedPageBreak/>
+        <w:rPr>
+          <w:rFonts w:asciiTheme="minorHAnsi" w:hAnsiTheme="minorHAnsi"/>
+        </w:rPr>
+      </w:pPr>
+      <w:r>
+        <w:rPr>
+          <w:rFonts w:asciiTheme="minorHAnsi" w:hAnsiTheme="minorHAnsi"/>
+          <w:sz w:val="36"/>
+        </w:rPr>
         <w:t xml:space="preserve">Press </w:t>
       </w:r>
       <w:r>
         <w:rPr>
+          <w:rFonts w:asciiTheme="minorHAnsi" w:hAnsiTheme="minorHAnsi"/>
           <w:sz w:val="36"/>
           <w:shd w:val="clear" w:color="auto" w:fill="D3D3D3"/>
         </w:rPr>
@@ -245,6 +378,7 @@
       </w:r>
       <w:r>
         <w:rPr>
+          <w:rFonts w:asciiTheme="minorHAnsi" w:hAnsiTheme="minorHAnsi"/>
           <w:sz w:val="36"/>
         </w:rPr>
         <w:t xml:space="preserve"> to begin the game. </w:t>
@@ -258,9 +392,13 @@
           <w:numId w:val="9"/>
         </w:numPr>
         <w:spacing w:after="0" w:line="260" w:lineRule="auto"/>
-      </w:pPr>
-      <w:r>
-        <w:rPr>
+        <w:rPr>
+          <w:rFonts w:asciiTheme="minorHAnsi" w:hAnsiTheme="minorHAnsi"/>
+        </w:rPr>
+      </w:pPr>
+      <w:r>
+        <w:rPr>
+          <w:rFonts w:asciiTheme="minorHAnsi" w:hAnsiTheme="minorHAnsi"/>
           <w:sz w:val="36"/>
           <w:shd w:val="clear" w:color="auto" w:fill="FFFF00"/>
         </w:rPr>
@@ -268,6 +406,7 @@
       </w:r>
       <w:r>
         <w:rPr>
+          <w:rFonts w:asciiTheme="minorHAnsi" w:hAnsiTheme="minorHAnsi"/>
           <w:sz w:val="36"/>
         </w:rPr>
         <w:t xml:space="preserve"> </w:t>
@@ -281,24 +420,53 @@
           <w:numId w:val="9"/>
         </w:numPr>
         <w:spacing w:after="236" w:line="260" w:lineRule="auto"/>
-      </w:pPr>
-      <w:r>
-        <w:rPr>
+        <w:rPr>
+          <w:rFonts w:asciiTheme="minorHAnsi" w:hAnsiTheme="minorHAnsi"/>
+        </w:rPr>
+      </w:pPr>
+      <w:r>
+        <w:rPr>
+          <w:rFonts w:asciiTheme="minorHAnsi" w:hAnsiTheme="minorHAnsi"/>
           <w:sz w:val="36"/>
           <w:shd w:val="clear" w:color="auto" w:fill="FFFF00"/>
         </w:rPr>
-        <w:t>Press Exit to exit the game.</w:t>
-      </w:r>
-      <w:r>
-        <w:rPr>
+        <w:t xml:space="preserve">Press Exit to </w:t>
+      </w:r>
+      <w:proofErr w:type="gramStart"/>
+      <w:r>
+        <w:rPr>
+          <w:rFonts w:asciiTheme="minorHAnsi" w:hAnsiTheme="minorHAnsi"/>
+          <w:sz w:val="36"/>
+          <w:shd w:val="clear" w:color="auto" w:fill="FFFF00"/>
+        </w:rPr>
+        <w:t>exit</w:t>
+      </w:r>
+      <w:proofErr w:type="gramEnd"/>
+      <w:r>
+        <w:rPr>
+          <w:rFonts w:asciiTheme="minorHAnsi" w:hAnsiTheme="minorHAnsi"/>
+          <w:sz w:val="36"/>
+          <w:shd w:val="clear" w:color="auto" w:fill="FFFF00"/>
+        </w:rPr>
+        <w:t xml:space="preserve"> the game.</w:t>
+      </w:r>
+      <w:r>
+        <w:rPr>
+          <w:rFonts w:asciiTheme="minorHAnsi" w:hAnsiTheme="minorHAnsi"/>
           <w:sz w:val="36"/>
         </w:rPr>
         <w:t xml:space="preserve"> </w:t>
       </w:r>
     </w:p>
     <w:p>
-      <w:r>
-        <w:rPr>
+      <w:pPr>
+        <w:rPr>
+          <w:rFonts w:asciiTheme="minorHAnsi" w:hAnsiTheme="minorHAnsi"/>
+        </w:rPr>
+      </w:pPr>
+      <w:r>
+        <w:rPr>
+          <w:rFonts w:asciiTheme="minorHAnsi" w:hAnsiTheme="minorHAnsi"/>
           <w:sz w:val="44"/>
         </w:rPr>
         <w:t xml:space="preserve"> </w:t>
@@ -308,9 +476,13 @@
       <w:pPr>
         <w:spacing w:after="89"/>
         <w:ind w:left="-5" w:hanging="10"/>
-      </w:pPr>
-      <w:r>
-        <w:rPr>
+        <w:rPr>
+          <w:rFonts w:asciiTheme="minorHAnsi" w:hAnsiTheme="minorHAnsi"/>
+        </w:rPr>
+      </w:pPr>
+      <w:r>
+        <w:rPr>
+          <w:rFonts w:asciiTheme="minorHAnsi" w:hAnsiTheme="minorHAnsi"/>
           <w:sz w:val="44"/>
         </w:rPr>
         <w:t xml:space="preserve">Controls –  </w:t>
@@ -324,13 +496,35 @@
           <w:numId w:val="4"/>
         </w:numPr>
         <w:spacing w:after="1"/>
-      </w:pPr>
-      <w:r>
-        <w:rPr>
+        <w:rPr>
+          <w:rFonts w:asciiTheme="minorHAnsi" w:hAnsiTheme="minorHAnsi"/>
+        </w:rPr>
+      </w:pPr>
+      <w:r>
+        <w:rPr>
+          <w:rFonts w:asciiTheme="minorHAnsi" w:hAnsiTheme="minorHAnsi"/>
           <w:b/>
           <w:sz w:val="36"/>
         </w:rPr>
-        <w:t xml:space="preserve">‘WASD keys or ↑←↓→ keys’ are used for the movement controls.  </w:t>
+        <w:t xml:space="preserve">‘WASD keys or ↑←↓→ keys’ are used for </w:t>
+      </w:r>
+      <w:proofErr w:type="gramStart"/>
+      <w:r>
+        <w:rPr>
+          <w:rFonts w:asciiTheme="minorHAnsi" w:hAnsiTheme="minorHAnsi"/>
+          <w:b/>
+          <w:sz w:val="36"/>
+        </w:rPr>
+        <w:t>the movement</w:t>
+      </w:r>
+      <w:proofErr w:type="gramEnd"/>
+      <w:r>
+        <w:rPr>
+          <w:rFonts w:asciiTheme="minorHAnsi" w:hAnsiTheme="minorHAnsi"/>
+          <w:b/>
+          <w:sz w:val="36"/>
+        </w:rPr>
+        <w:t xml:space="preserve"> controls.  </w:t>
       </w:r>
     </w:p>
     <w:p>
@@ -341,9 +535,13 @@
           <w:numId w:val="4"/>
         </w:numPr>
         <w:spacing w:after="3"/>
-      </w:pPr>
-      <w:r>
-        <w:rPr>
+        <w:rPr>
+          <w:rFonts w:asciiTheme="minorHAnsi" w:hAnsiTheme="minorHAnsi"/>
+        </w:rPr>
+      </w:pPr>
+      <w:r>
+        <w:rPr>
+          <w:rFonts w:asciiTheme="minorHAnsi" w:hAnsiTheme="minorHAnsi"/>
           <w:sz w:val="36"/>
           <w:shd w:val="clear" w:color="auto" w:fill="D3D3D3"/>
         </w:rPr>
@@ -351,30 +549,35 @@
       </w:r>
       <w:r>
         <w:rPr>
+          <w:rFonts w:asciiTheme="minorHAnsi" w:hAnsiTheme="minorHAnsi"/>
           <w:sz w:val="36"/>
         </w:rPr>
         <w:t xml:space="preserve"> is used to </w:t>
       </w:r>
       <w:r>
         <w:rPr>
+          <w:rFonts w:asciiTheme="minorHAnsi" w:hAnsiTheme="minorHAnsi"/>
           <w:sz w:val="36"/>
         </w:rPr>
         <w:t>pitch</w:t>
       </w:r>
       <w:r>
         <w:rPr>
+          <w:rFonts w:asciiTheme="minorHAnsi" w:hAnsiTheme="minorHAnsi"/>
           <w:sz w:val="36"/>
         </w:rPr>
         <w:t xml:space="preserve"> </w:t>
       </w:r>
       <w:r>
         <w:rPr>
+          <w:rFonts w:asciiTheme="minorHAnsi" w:hAnsiTheme="minorHAnsi"/>
           <w:sz w:val="36"/>
         </w:rPr>
         <w:t>down</w:t>
       </w:r>
       <w:r>
         <w:rPr>
+          <w:rFonts w:asciiTheme="minorHAnsi" w:hAnsiTheme="minorHAnsi"/>
           <w:sz w:val="36"/>
         </w:rPr>
         <w:t xml:space="preserve">wards. </w:t>
@@ -388,9 +591,13 @@
           <w:numId w:val="4"/>
         </w:numPr>
         <w:spacing w:after="3"/>
-      </w:pPr>
-      <w:r>
-        <w:rPr>
+        <w:rPr>
+          <w:rFonts w:asciiTheme="minorHAnsi" w:hAnsiTheme="minorHAnsi"/>
+        </w:rPr>
+      </w:pPr>
+      <w:r>
+        <w:rPr>
+          <w:rFonts w:asciiTheme="minorHAnsi" w:hAnsiTheme="minorHAnsi"/>
           <w:sz w:val="36"/>
           <w:shd w:val="clear" w:color="auto" w:fill="D3D3D3"/>
         </w:rPr>
@@ -398,30 +605,35 @@
       </w:r>
       <w:r>
         <w:rPr>
+          <w:rFonts w:asciiTheme="minorHAnsi" w:hAnsiTheme="minorHAnsi"/>
           <w:sz w:val="36"/>
         </w:rPr>
         <w:t xml:space="preserve"> is used to </w:t>
       </w:r>
       <w:r>
         <w:rPr>
+          <w:rFonts w:asciiTheme="minorHAnsi" w:hAnsiTheme="minorHAnsi"/>
           <w:sz w:val="36"/>
         </w:rPr>
         <w:t>pitch</w:t>
       </w:r>
       <w:r>
         <w:rPr>
+          <w:rFonts w:asciiTheme="minorHAnsi" w:hAnsiTheme="minorHAnsi"/>
           <w:sz w:val="36"/>
         </w:rPr>
         <w:t xml:space="preserve"> </w:t>
       </w:r>
       <w:r>
         <w:rPr>
+          <w:rFonts w:asciiTheme="minorHAnsi" w:hAnsiTheme="minorHAnsi"/>
           <w:sz w:val="36"/>
         </w:rPr>
         <w:t>up</w:t>
       </w:r>
       <w:r>
         <w:rPr>
+          <w:rFonts w:asciiTheme="minorHAnsi" w:hAnsiTheme="minorHAnsi"/>
           <w:sz w:val="36"/>
         </w:rPr>
         <w:t xml:space="preserve">wards. </w:t>
@@ -435,9 +647,13 @@
           <w:numId w:val="4"/>
         </w:numPr>
         <w:spacing w:after="3"/>
-      </w:pPr>
-      <w:r>
-        <w:rPr>
+        <w:rPr>
+          <w:rFonts w:asciiTheme="minorHAnsi" w:hAnsiTheme="minorHAnsi"/>
+        </w:rPr>
+      </w:pPr>
+      <w:r>
+        <w:rPr>
+          <w:rFonts w:asciiTheme="minorHAnsi" w:hAnsiTheme="minorHAnsi"/>
           <w:sz w:val="36"/>
           <w:shd w:val="clear" w:color="auto" w:fill="D3D3D3"/>
         </w:rPr>
@@ -445,18 +661,21 @@
       </w:r>
       <w:r>
         <w:rPr>
+          <w:rFonts w:asciiTheme="minorHAnsi" w:hAnsiTheme="minorHAnsi"/>
           <w:sz w:val="36"/>
         </w:rPr>
         <w:t xml:space="preserve"> </w:t>
       </w:r>
       <w:r>
         <w:rPr>
+          <w:rFonts w:asciiTheme="minorHAnsi" w:hAnsiTheme="minorHAnsi"/>
           <w:sz w:val="36"/>
         </w:rPr>
         <w:t>turns</w:t>
       </w:r>
       <w:r>
         <w:rPr>
+          <w:rFonts w:asciiTheme="minorHAnsi" w:hAnsiTheme="minorHAnsi"/>
           <w:sz w:val="36"/>
         </w:rPr>
         <w:t xml:space="preserve"> the player to the right. </w:t>
@@ -470,9 +689,13 @@
           <w:numId w:val="4"/>
         </w:numPr>
         <w:spacing w:after="3"/>
-      </w:pPr>
-      <w:r>
-        <w:rPr>
+        <w:rPr>
+          <w:rFonts w:asciiTheme="minorHAnsi" w:hAnsiTheme="minorHAnsi"/>
+        </w:rPr>
+      </w:pPr>
+      <w:r>
+        <w:rPr>
+          <w:rFonts w:asciiTheme="minorHAnsi" w:hAnsiTheme="minorHAnsi"/>
           <w:sz w:val="36"/>
           <w:shd w:val="clear" w:color="auto" w:fill="D3D3D3"/>
         </w:rPr>
@@ -480,18 +703,21 @@
       </w:r>
       <w:r>
         <w:rPr>
+          <w:rFonts w:asciiTheme="minorHAnsi" w:hAnsiTheme="minorHAnsi"/>
           <w:sz w:val="36"/>
         </w:rPr>
         <w:t xml:space="preserve"> </w:t>
       </w:r>
       <w:r>
         <w:rPr>
+          <w:rFonts w:asciiTheme="minorHAnsi" w:hAnsiTheme="minorHAnsi"/>
           <w:sz w:val="36"/>
         </w:rPr>
         <w:t>turns</w:t>
       </w:r>
       <w:r>
         <w:rPr>
+          <w:rFonts w:asciiTheme="minorHAnsi" w:hAnsiTheme="minorHAnsi"/>
           <w:sz w:val="36"/>
         </w:rPr>
         <w:t xml:space="preserve"> the player to the left. </w:t>
@@ -501,6 +727,9 @@
       <w:pPr>
         <w:spacing w:after="1"/>
         <w:ind w:left="720" w:firstLine="75"/>
+        <w:rPr>
+          <w:rFonts w:asciiTheme="minorHAnsi" w:hAnsiTheme="minorHAnsi"/>
+        </w:rPr>
       </w:pPr>
     </w:p>
     <w:p>
@@ -511,9 +740,13 @@
           <w:numId w:val="4"/>
         </w:numPr>
         <w:spacing w:after="3"/>
-      </w:pPr>
-      <w:r>
-        <w:rPr>
+        <w:rPr>
+          <w:rFonts w:asciiTheme="minorHAnsi" w:hAnsiTheme="minorHAnsi"/>
+        </w:rPr>
+      </w:pPr>
+      <w:r>
+        <w:rPr>
+          <w:rFonts w:asciiTheme="minorHAnsi" w:hAnsiTheme="minorHAnsi"/>
           <w:sz w:val="36"/>
           <w:shd w:val="clear" w:color="auto" w:fill="D3D3D3"/>
         </w:rPr>
@@ -521,12 +754,14 @@
       </w:r>
       <w:r>
         <w:rPr>
+          <w:rFonts w:asciiTheme="minorHAnsi" w:hAnsiTheme="minorHAnsi"/>
           <w:sz w:val="36"/>
         </w:rPr>
         <w:t xml:space="preserve"> makes the player </w:t>
       </w:r>
       <w:r>
         <w:rPr>
+          <w:rFonts w:asciiTheme="minorHAnsi" w:hAnsiTheme="minorHAnsi"/>
           <w:sz w:val="36"/>
         </w:rPr>
         <w:t>brake, allowing for quick grabs of flies, entering of close rings, or the chance to avoid a building.</w:t>
@@ -536,12 +771,18 @@
       <w:pPr>
         <w:spacing w:after="0"/>
         <w:ind w:left="720" w:firstLine="75"/>
+        <w:rPr>
+          <w:rFonts w:asciiTheme="minorHAnsi" w:hAnsiTheme="minorHAnsi"/>
+        </w:rPr>
       </w:pPr>
     </w:p>
     <w:p>
       <w:pPr>
         <w:spacing w:after="2"/>
         <w:ind w:left="720" w:firstLine="75"/>
+        <w:rPr>
+          <w:rFonts w:asciiTheme="minorHAnsi" w:hAnsiTheme="minorHAnsi"/>
+        </w:rPr>
       </w:pPr>
     </w:p>
     <w:p>
@@ -552,9 +793,13 @@
           <w:numId w:val="4"/>
         </w:numPr>
         <w:spacing w:after="3"/>
-      </w:pPr>
-      <w:r>
-        <w:rPr>
+        <w:rPr>
+          <w:rFonts w:asciiTheme="minorHAnsi" w:hAnsiTheme="minorHAnsi"/>
+        </w:rPr>
+      </w:pPr>
+      <w:r>
+        <w:rPr>
+          <w:rFonts w:asciiTheme="minorHAnsi" w:hAnsiTheme="minorHAnsi"/>
           <w:sz w:val="36"/>
           <w:shd w:val="clear" w:color="auto" w:fill="D3D3D3"/>
         </w:rPr>
@@ -562,6 +807,7 @@
       </w:r>
       <w:r>
         <w:rPr>
+          <w:rFonts w:asciiTheme="minorHAnsi" w:hAnsiTheme="minorHAnsi"/>
           <w:sz w:val="36"/>
         </w:rPr>
         <w:t xml:space="preserve"> opens or closes the menu overlay. If the game is in progress, opening the menu will also pause the game. </w:t>
@@ -570,6 +816,9 @@
     <w:p>
       <w:pPr>
         <w:spacing w:after="0"/>
+        <w:rPr>
+          <w:rFonts w:asciiTheme="minorHAnsi" w:hAnsiTheme="minorHAnsi"/>
+        </w:rPr>
       </w:pPr>
     </w:p>
     <w:p>
@@ -580,28 +829,46 @@
           <w:numId w:val="4"/>
         </w:numPr>
         <w:spacing w:after="237"/>
-      </w:pPr>
-      <w:r>
-        <w:rPr>
-          <w:sz w:val="36"/>
-        </w:rPr>
+        <w:rPr>
+          <w:rFonts w:asciiTheme="minorHAnsi" w:hAnsiTheme="minorHAnsi"/>
+        </w:rPr>
+      </w:pPr>
+      <w:r>
+        <w:rPr>
+          <w:rFonts w:asciiTheme="minorHAnsi" w:hAnsiTheme="minorHAnsi"/>
+          <w:sz w:val="36"/>
+        </w:rPr>
+        <w:lastRenderedPageBreak/>
         <w:t xml:space="preserve">The controls can also be found by navigating to </w:t>
       </w:r>
       <w:r>
         <w:rPr>
+          <w:rFonts w:asciiTheme="minorHAnsi" w:hAnsiTheme="minorHAnsi"/>
           <w:sz w:val="36"/>
           <w:shd w:val="clear" w:color="auto" w:fill="D3D3D3"/>
         </w:rPr>
-        <w:t>Main Menu→Settings→Controls</w:t>
-      </w:r>
-      <w:r>
-        <w:rPr>
+        <w:t xml:space="preserve">Main </w:t>
+      </w:r>
+      <w:proofErr w:type="spellStart"/>
+      <w:r>
+        <w:rPr>
+          <w:rFonts w:asciiTheme="minorHAnsi" w:hAnsiTheme="minorHAnsi"/>
+          <w:sz w:val="36"/>
+          <w:shd w:val="clear" w:color="auto" w:fill="D3D3D3"/>
+        </w:rPr>
+        <w:t>Menu→Settings→Controls</w:t>
+      </w:r>
+      <w:proofErr w:type="spellEnd"/>
+      <w:r>
+        <w:rPr>
+          <w:rFonts w:asciiTheme="minorHAnsi" w:hAnsiTheme="minorHAnsi"/>
           <w:sz w:val="36"/>
         </w:rPr>
         <w:t xml:space="preserve"> or by using the menu overlay’s </w:t>
       </w:r>
       <w:r>
         <w:rPr>
+          <w:rFonts w:asciiTheme="minorHAnsi" w:hAnsiTheme="minorHAnsi"/>
           <w:sz w:val="36"/>
           <w:shd w:val="clear" w:color="auto" w:fill="D3D3D3"/>
         </w:rPr>
@@ -609,15 +876,20 @@
       </w:r>
       <w:r>
         <w:rPr>
+          <w:rFonts w:asciiTheme="minorHAnsi" w:hAnsiTheme="minorHAnsi"/>
           <w:sz w:val="36"/>
         </w:rPr>
         <w:t xml:space="preserve"> tab.</w:t>
       </w:r>
       <w:r>
+        <w:rPr>
+          <w:rFonts w:asciiTheme="minorHAnsi" w:hAnsiTheme="minorHAnsi"/>
+        </w:rPr>
         <w:t xml:space="preserve"> </w:t>
       </w:r>
       <w:r>
         <w:rPr>
+          <w:rFonts w:asciiTheme="minorHAnsi" w:hAnsiTheme="minorHAnsi"/>
           <w:sz w:val="36"/>
         </w:rPr>
         <w:t xml:space="preserve"> </w:t>
@@ -627,6 +899,9 @@
       <w:pPr>
         <w:spacing w:after="161"/>
         <w:ind w:firstLine="105"/>
+        <w:rPr>
+          <w:rFonts w:asciiTheme="minorHAnsi" w:hAnsiTheme="minorHAnsi"/>
+        </w:rPr>
       </w:pPr>
     </w:p>
     <w:p>
@@ -634,6 +909,7 @@
         <w:spacing w:after="89"/>
         <w:ind w:left="-5" w:hanging="10"/>
         <w:rPr>
+          <w:rFonts w:asciiTheme="minorHAnsi" w:hAnsiTheme="minorHAnsi"/>
           <w:sz w:val="44"/>
         </w:rPr>
       </w:pPr>
@@ -643,6 +919,7 @@
         <w:spacing w:after="89"/>
         <w:ind w:left="-5" w:hanging="10"/>
         <w:rPr>
+          <w:rFonts w:asciiTheme="minorHAnsi" w:hAnsiTheme="minorHAnsi"/>
           <w:sz w:val="44"/>
         </w:rPr>
       </w:pPr>
@@ -651,12 +928,15 @@
       <w:pPr>
         <w:spacing w:after="89"/>
         <w:ind w:left="-5" w:hanging="10"/>
-      </w:pPr>
-      <w:r>
-        <w:rPr>
+        <w:rPr>
+          <w:rFonts w:asciiTheme="minorHAnsi" w:hAnsiTheme="minorHAnsi"/>
+        </w:rPr>
+      </w:pPr>
+      <w:r>
+        <w:rPr>
+          <w:rFonts w:asciiTheme="minorHAnsi" w:hAnsiTheme="minorHAnsi"/>
           <w:sz w:val="44"/>
         </w:rPr>
-        <w:lastRenderedPageBreak/>
         <w:t xml:space="preserve">Obstacles – </w:t>
       </w:r>
     </w:p>
@@ -665,11 +945,13 @@
         <w:spacing w:after="234"/>
         <w:ind w:left="10" w:hanging="10"/>
         <w:rPr>
-          <w:sz w:val="36"/>
-        </w:rPr>
-      </w:pPr>
-      <w:r>
-        <w:rPr>
+          <w:rFonts w:asciiTheme="minorHAnsi" w:hAnsiTheme="minorHAnsi"/>
+          <w:sz w:val="36"/>
+        </w:rPr>
+      </w:pPr>
+      <w:r>
+        <w:rPr>
+          <w:rFonts w:asciiTheme="minorHAnsi" w:hAnsiTheme="minorHAnsi"/>
           <w:noProof/>
         </w:rPr>
         <w:drawing>
@@ -742,6 +1024,7 @@
       </w:r>
       <w:r>
         <w:rPr>
+          <w:rFonts w:asciiTheme="minorHAnsi" w:hAnsiTheme="minorHAnsi"/>
           <w:sz w:val="36"/>
           <w:shd w:val="clear" w:color="auto" w:fill="D3D3D3"/>
         </w:rPr>
@@ -749,6 +1032,7 @@
       </w:r>
       <w:r>
         <w:rPr>
+          <w:rFonts w:asciiTheme="minorHAnsi" w:hAnsiTheme="minorHAnsi"/>
           <w:sz w:val="36"/>
           <w:shd w:val="clear" w:color="auto" w:fill="D3D3D3"/>
         </w:rPr>
@@ -756,68 +1040,84 @@
       </w:r>
       <w:r>
         <w:rPr>
+          <w:rFonts w:asciiTheme="minorHAnsi" w:hAnsiTheme="minorHAnsi"/>
           <w:sz w:val="36"/>
         </w:rPr>
         <w:t xml:space="preserve"> are </w:t>
       </w:r>
       <w:r>
         <w:rPr>
+          <w:rFonts w:asciiTheme="minorHAnsi" w:hAnsiTheme="minorHAnsi"/>
           <w:sz w:val="36"/>
         </w:rPr>
         <w:t>the main</w:t>
       </w:r>
       <w:r>
         <w:rPr>
+          <w:rFonts w:asciiTheme="minorHAnsi" w:hAnsiTheme="minorHAnsi"/>
           <w:sz w:val="36"/>
         </w:rPr>
         <w:t xml:space="preserve"> obstacle players will encounter. </w:t>
       </w:r>
       <w:r>
         <w:rPr>
+          <w:rFonts w:asciiTheme="minorHAnsi" w:hAnsiTheme="minorHAnsi"/>
           <w:sz w:val="36"/>
         </w:rPr>
         <w:t xml:space="preserve">Flying </w:t>
       </w:r>
       <w:r>
         <w:rPr>
+          <w:rFonts w:asciiTheme="minorHAnsi" w:hAnsiTheme="minorHAnsi"/>
           <w:sz w:val="36"/>
         </w:rPr>
         <w:t xml:space="preserve">into them will </w:t>
       </w:r>
       <w:r>
         <w:rPr>
+          <w:rFonts w:asciiTheme="minorHAnsi" w:hAnsiTheme="minorHAnsi"/>
           <w:sz w:val="36"/>
         </w:rPr>
         <w:t>hurt</w:t>
       </w:r>
       <w:r>
         <w:rPr>
+          <w:rFonts w:asciiTheme="minorHAnsi" w:hAnsiTheme="minorHAnsi"/>
           <w:sz w:val="36"/>
         </w:rPr>
         <w:t xml:space="preserve"> the </w:t>
       </w:r>
       <w:r>
         <w:rPr>
+          <w:rFonts w:asciiTheme="minorHAnsi" w:hAnsiTheme="minorHAnsi"/>
           <w:sz w:val="36"/>
         </w:rPr>
         <w:t>bird and cause a game over</w:t>
       </w:r>
       <w:r>
         <w:rPr>
+          <w:rFonts w:asciiTheme="minorHAnsi" w:hAnsiTheme="minorHAnsi"/>
           <w:sz w:val="36"/>
         </w:rPr>
         <w:t xml:space="preserve">– watch out! </w:t>
       </w:r>
       <w:r>
         <w:rPr>
+          <w:rFonts w:asciiTheme="minorHAnsi" w:hAnsiTheme="minorHAnsi"/>
           <w:sz w:val="36"/>
         </w:rPr>
         <w:t>Skyscrapers can spawn horizontally or vertically! Buildings come in varying sizes, small all the way up to skyscrapers touching the clouds!</w:t>
       </w:r>
     </w:p>
     <w:p>
-      <w:r>
-        <w:rPr>
+      <w:pPr>
+        <w:rPr>
+          <w:rFonts w:asciiTheme="minorHAnsi" w:hAnsiTheme="minorHAnsi"/>
+        </w:rPr>
+      </w:pPr>
+      <w:r>
+        <w:rPr>
+          <w:rFonts w:asciiTheme="minorHAnsi" w:hAnsiTheme="minorHAnsi"/>
           <w:sz w:val="44"/>
         </w:rPr>
         <w:t xml:space="preserve"> </w:t>
@@ -826,9 +1126,13 @@
     <w:p>
       <w:pPr>
         <w:spacing w:after="161"/>
-      </w:pPr>
-      <w:r>
-        <w:rPr>
+        <w:rPr>
+          <w:rFonts w:asciiTheme="minorHAnsi" w:hAnsiTheme="minorHAnsi"/>
+        </w:rPr>
+      </w:pPr>
+      <w:r>
+        <w:rPr>
+          <w:rFonts w:asciiTheme="minorHAnsi" w:hAnsiTheme="minorHAnsi"/>
           <w:noProof/>
         </w:rPr>
         <w:drawing>
@@ -875,6 +1179,7 @@
       </w:r>
       <w:r>
         <w:rPr>
+          <w:rFonts w:asciiTheme="minorHAnsi" w:hAnsiTheme="minorHAnsi"/>
           <w:sz w:val="44"/>
         </w:rPr>
         <w:t xml:space="preserve"> </w:t>
@@ -884,11 +1189,13 @@
       <w:pPr>
         <w:spacing w:after="88"/>
         <w:rPr>
+          <w:rFonts w:asciiTheme="minorHAnsi" w:hAnsiTheme="minorHAnsi"/>
           <w:sz w:val="44"/>
         </w:rPr>
       </w:pPr>
       <w:r>
         <w:rPr>
+          <w:rFonts w:asciiTheme="minorHAnsi" w:hAnsiTheme="minorHAnsi"/>
           <w:sz w:val="44"/>
         </w:rPr>
         <w:t xml:space="preserve"> </w:t>
@@ -898,6 +1205,7 @@
       <w:pPr>
         <w:spacing w:after="88"/>
         <w:rPr>
+          <w:rFonts w:asciiTheme="minorHAnsi" w:hAnsiTheme="minorHAnsi"/>
           <w:sz w:val="44"/>
         </w:rPr>
       </w:pPr>
@@ -905,16 +1213,28 @@
     <w:p>
       <w:pPr>
         <w:spacing w:after="88"/>
+        <w:rPr>
+          <w:rFonts w:asciiTheme="minorHAnsi" w:hAnsiTheme="minorHAnsi"/>
+        </w:rPr>
       </w:pPr>
     </w:p>
     <w:p>
       <w:pPr>
         <w:spacing w:after="86"/>
-      </w:pPr>
-    </w:p>
-    <w:p>
-      <w:r>
-        <w:rPr>
+        <w:rPr>
+          <w:rFonts w:asciiTheme="minorHAnsi" w:hAnsiTheme="minorHAnsi"/>
+        </w:rPr>
+      </w:pPr>
+    </w:p>
+    <w:p>
+      <w:pPr>
+        <w:rPr>
+          <w:rFonts w:asciiTheme="minorHAnsi" w:hAnsiTheme="minorHAnsi"/>
+        </w:rPr>
+      </w:pPr>
+      <w:r>
+        <w:rPr>
+          <w:rFonts w:asciiTheme="minorHAnsi" w:hAnsiTheme="minorHAnsi"/>
           <w:sz w:val="36"/>
         </w:rPr>
         <w:t xml:space="preserve"> </w:t>
@@ -923,15 +1243,22 @@
     <w:p>
       <w:pPr>
         <w:spacing w:after="0"/>
+        <w:rPr>
+          <w:rFonts w:asciiTheme="minorHAnsi" w:hAnsiTheme="minorHAnsi"/>
+        </w:rPr>
       </w:pPr>
     </w:p>
     <w:p>
       <w:pPr>
         <w:spacing w:after="89"/>
         <w:ind w:left="-5" w:hanging="10"/>
-      </w:pPr>
-      <w:r>
-        <w:rPr>
+        <w:rPr>
+          <w:rFonts w:asciiTheme="minorHAnsi" w:hAnsiTheme="minorHAnsi"/>
+        </w:rPr>
+      </w:pPr>
+      <w:r>
+        <w:rPr>
+          <w:rFonts w:asciiTheme="minorHAnsi" w:hAnsiTheme="minorHAnsi"/>
           <w:sz w:val="44"/>
         </w:rPr>
         <w:t xml:space="preserve">Items– </w:t>
@@ -941,23 +1268,44 @@
       <w:pPr>
         <w:spacing w:after="161" w:line="260" w:lineRule="auto"/>
         <w:ind w:left="10" w:hanging="10"/>
-      </w:pPr>
-      <w:r>
-        <w:rPr>
+        <w:rPr>
+          <w:rFonts w:asciiTheme="minorHAnsi" w:hAnsiTheme="minorHAnsi"/>
+        </w:rPr>
+      </w:pPr>
+      <w:r>
+        <w:rPr>
+          <w:rFonts w:asciiTheme="minorHAnsi" w:hAnsiTheme="minorHAnsi"/>
           <w:sz w:val="36"/>
           <w:shd w:val="clear" w:color="auto" w:fill="D3D3D3"/>
         </w:rPr>
-        <w:lastRenderedPageBreak/>
         <w:t>Rings</w:t>
       </w:r>
       <w:r>
         <w:rPr>
-          <w:sz w:val="36"/>
-        </w:rPr>
-        <w:t xml:space="preserve"> are collectible items </w:t>
-      </w:r>
-      <w:r>
-        <w:rPr>
+          <w:rFonts w:asciiTheme="minorHAnsi" w:hAnsiTheme="minorHAnsi"/>
+          <w:sz w:val="36"/>
+        </w:rPr>
+        <w:t xml:space="preserve"> are </w:t>
+      </w:r>
+      <w:proofErr w:type="gramStart"/>
+      <w:r>
+        <w:rPr>
+          <w:rFonts w:asciiTheme="minorHAnsi" w:hAnsiTheme="minorHAnsi"/>
+          <w:sz w:val="36"/>
+        </w:rPr>
+        <w:t>collectible</w:t>
+      </w:r>
+      <w:proofErr w:type="gramEnd"/>
+      <w:r>
+        <w:rPr>
+          <w:rFonts w:asciiTheme="minorHAnsi" w:hAnsiTheme="minorHAnsi"/>
+          <w:sz w:val="36"/>
+        </w:rPr>
+        <w:t xml:space="preserve"> items </w:t>
+      </w:r>
+      <w:r>
+        <w:rPr>
+          <w:rFonts w:asciiTheme="minorHAnsi" w:hAnsiTheme="minorHAnsi"/>
           <w:sz w:val="36"/>
           <w:shd w:val="clear" w:color="auto" w:fill="FFFF00"/>
         </w:rPr>
@@ -965,6 +1313,7 @@
       </w:r>
       <w:r>
         <w:rPr>
+          <w:rFonts w:asciiTheme="minorHAnsi" w:hAnsiTheme="minorHAnsi"/>
           <w:sz w:val="36"/>
           <w:shd w:val="clear" w:color="auto" w:fill="FFFF00"/>
         </w:rPr>
@@ -972,6 +1321,7 @@
       </w:r>
       <w:r>
         <w:rPr>
+          <w:rFonts w:asciiTheme="minorHAnsi" w:hAnsiTheme="minorHAnsi"/>
           <w:sz w:val="36"/>
           <w:shd w:val="clear" w:color="auto" w:fill="FFFF00"/>
         </w:rPr>
@@ -979,12 +1329,14 @@
       </w:r>
       <w:r>
         <w:rPr>
+          <w:rFonts w:asciiTheme="minorHAnsi" w:hAnsiTheme="minorHAnsi"/>
           <w:sz w:val="36"/>
         </w:rPr>
         <w:t xml:space="preserve"> </w:t>
       </w:r>
       <w:r>
         <w:rPr>
+          <w:rFonts w:asciiTheme="minorHAnsi" w:hAnsiTheme="minorHAnsi"/>
           <w:sz w:val="36"/>
           <w:shd w:val="clear" w:color="auto" w:fill="FFFF00"/>
         </w:rPr>
@@ -992,12 +1344,15 @@
       </w:r>
       <w:r>
         <w:rPr>
+          <w:rFonts w:asciiTheme="minorHAnsi" w:hAnsiTheme="minorHAnsi"/>
           <w:sz w:val="28"/>
         </w:rPr>
         <w:t xml:space="preserve">  </w:t>
       </w:r>
       <w:r>
         <w:rPr>
+          <w:rFonts w:asciiTheme="minorHAnsi" w:hAnsiTheme="minorHAnsi"/>
+          <w:noProof/>
           <w:sz w:val="36"/>
           <w:shd w:val="clear" w:color="auto" w:fill="FFFF00"/>
         </w:rPr>
@@ -1051,9 +1406,13 @@
     <w:p>
       <w:pPr>
         <w:spacing w:after="89"/>
-      </w:pPr>
-      <w:r>
-        <w:rPr>
+        <w:rPr>
+          <w:rFonts w:asciiTheme="minorHAnsi" w:hAnsiTheme="minorHAnsi"/>
+        </w:rPr>
+      </w:pPr>
+      <w:r>
+        <w:rPr>
+          <w:rFonts w:asciiTheme="minorHAnsi" w:hAnsiTheme="minorHAnsi"/>
           <w:sz w:val="44"/>
         </w:rPr>
         <w:t xml:space="preserve"> </w:t>
@@ -1063,41 +1422,42 @@
       <w:pPr>
         <w:spacing w:after="161" w:line="260" w:lineRule="auto"/>
         <w:ind w:left="10" w:hanging="10"/>
-      </w:pPr>
-      <w:r>
-        <w:rPr>
+        <w:rPr>
+          <w:rFonts w:asciiTheme="minorHAnsi" w:hAnsiTheme="minorHAnsi"/>
+        </w:rPr>
+      </w:pPr>
+      <w:r>
+        <w:rPr>
+          <w:rFonts w:asciiTheme="minorHAnsi" w:hAnsiTheme="minorHAnsi"/>
           <w:sz w:val="36"/>
           <w:shd w:val="clear" w:color="auto" w:fill="D3D3D3"/>
         </w:rPr>
-        <w:t>Flie</w:t>
-      </w:r>
-      <w:r>
-        <w:rPr>
-          <w:sz w:val="36"/>
-          <w:shd w:val="clear" w:color="auto" w:fill="D3D3D3"/>
-        </w:rPr>
-        <w:t>s</w:t>
-      </w:r>
-      <w:r>
-        <w:rPr>
+        <w:t>Flies</w:t>
+      </w:r>
+      <w:r>
+        <w:rPr>
+          <w:rFonts w:asciiTheme="minorHAnsi" w:hAnsiTheme="minorHAnsi"/>
           <w:sz w:val="36"/>
         </w:rPr>
         <w:t xml:space="preserve"> are </w:t>
       </w:r>
       <w:r>
         <w:rPr>
+          <w:rFonts w:asciiTheme="minorHAnsi" w:hAnsiTheme="minorHAnsi"/>
           <w:sz w:val="36"/>
         </w:rPr>
         <w:t>bonus</w:t>
       </w:r>
       <w:r>
         <w:rPr>
+          <w:rFonts w:asciiTheme="minorHAnsi" w:hAnsiTheme="minorHAnsi"/>
           <w:sz w:val="36"/>
         </w:rPr>
         <w:t xml:space="preserve"> items </w:t>
       </w:r>
       <w:r>
         <w:rPr>
+          <w:rFonts w:asciiTheme="minorHAnsi" w:hAnsiTheme="minorHAnsi"/>
           <w:sz w:val="36"/>
           <w:shd w:val="clear" w:color="auto" w:fill="FFFF00"/>
         </w:rPr>
@@ -1105,6 +1465,7 @@
       </w:r>
       <w:r>
         <w:rPr>
+          <w:rFonts w:asciiTheme="minorHAnsi" w:hAnsiTheme="minorHAnsi"/>
           <w:sz w:val="36"/>
           <w:shd w:val="clear" w:color="auto" w:fill="FFFF00"/>
         </w:rPr>
@@ -1112,6 +1473,7 @@
       </w:r>
       <w:r>
         <w:rPr>
+          <w:rFonts w:asciiTheme="minorHAnsi" w:hAnsiTheme="minorHAnsi"/>
           <w:sz w:val="36"/>
           <w:shd w:val="clear" w:color="auto" w:fill="FFFF00"/>
         </w:rPr>
@@ -1119,12 +1481,14 @@
       </w:r>
       <w:r>
         <w:rPr>
+          <w:rFonts w:asciiTheme="minorHAnsi" w:hAnsiTheme="minorHAnsi"/>
           <w:sz w:val="36"/>
         </w:rPr>
         <w:t xml:space="preserve"> </w:t>
       </w:r>
       <w:r>
         <w:rPr>
+          <w:rFonts w:asciiTheme="minorHAnsi" w:hAnsiTheme="minorHAnsi"/>
           <w:sz w:val="36"/>
           <w:shd w:val="clear" w:color="auto" w:fill="FFFF00"/>
         </w:rPr>
@@ -1132,6 +1496,7 @@
       </w:r>
       <w:r>
         <w:rPr>
+          <w:rFonts w:asciiTheme="minorHAnsi" w:hAnsiTheme="minorHAnsi"/>
           <w:sz w:val="28"/>
         </w:rPr>
         <w:t xml:space="preserve">  </w:t>
@@ -1142,11 +1507,14 @@
         <w:spacing w:after="165"/>
         <w:ind w:left="10" w:hanging="10"/>
         <w:rPr>
-          <w:sz w:val="36"/>
-        </w:rPr>
-      </w:pPr>
-      <w:r>
-        <w:rPr>
+          <w:rFonts w:asciiTheme="minorHAnsi" w:hAnsiTheme="minorHAnsi"/>
+          <w:sz w:val="36"/>
+        </w:rPr>
+      </w:pPr>
+      <w:r>
+        <w:rPr>
+          <w:rFonts w:asciiTheme="minorHAnsi" w:hAnsiTheme="minorHAnsi"/>
+          <w:noProof/>
           <w:sz w:val="36"/>
         </w:rPr>
         <w:drawing>
@@ -1193,6 +1561,7 @@
       </w:r>
       <w:r>
         <w:rPr>
+          <w:rFonts w:asciiTheme="minorHAnsi" w:hAnsiTheme="minorHAnsi"/>
           <w:sz w:val="36"/>
         </w:rPr>
         <w:t xml:space="preserve"> </w:t>
@@ -1203,6 +1572,7 @@
         <w:spacing w:after="165"/>
         <w:ind w:left="10" w:hanging="10"/>
         <w:rPr>
+          <w:rFonts w:asciiTheme="minorHAnsi" w:hAnsiTheme="minorHAnsi"/>
           <w:sz w:val="36"/>
         </w:rPr>
       </w:pPr>
@@ -1212,11 +1582,13 @@
         <w:spacing w:after="234"/>
         <w:ind w:left="10" w:hanging="10"/>
         <w:rPr>
-          <w:sz w:val="36"/>
-        </w:rPr>
-      </w:pPr>
-      <w:r>
-        <w:rPr>
+          <w:rFonts w:asciiTheme="minorHAnsi" w:hAnsiTheme="minorHAnsi"/>
+          <w:sz w:val="36"/>
+        </w:rPr>
+      </w:pPr>
+      <w:r>
+        <w:rPr>
+          <w:rFonts w:asciiTheme="minorHAnsi" w:hAnsiTheme="minorHAnsi"/>
           <w:sz w:val="36"/>
           <w:shd w:val="clear" w:color="auto" w:fill="D3D3D3"/>
         </w:rPr>
@@ -1224,22 +1596,25 @@
       </w:r>
       <w:r>
         <w:rPr>
-          <w:sz w:val="36"/>
-        </w:rPr>
-        <w:t xml:space="preserve"> are not an obstacle but a random event players will see flying in the background!</w:t>
-      </w:r>
-      <w:r>
-        <w:rPr>
-          <w:sz w:val="36"/>
-        </w:rPr>
-        <w:t xml:space="preserve"> I wonder where they’re going!</w:t>
+          <w:rFonts w:asciiTheme="minorHAnsi" w:hAnsiTheme="minorHAnsi"/>
+          <w:sz w:val="36"/>
+        </w:rPr>
+        <w:t xml:space="preserve"> are not an obstacle but a random event players will see flying in the background! I wonder where they’re going!</w:t>
       </w:r>
     </w:p>
     <w:p>
       <w:pPr>
         <w:spacing w:after="199"/>
-      </w:pPr>
-      <w:r>
+        <w:rPr>
+          <w:rFonts w:asciiTheme="minorHAnsi" w:hAnsiTheme="minorHAnsi"/>
+        </w:rPr>
+      </w:pPr>
+      <w:r>
+        <w:rPr>
+          <w:rFonts w:asciiTheme="minorHAnsi" w:hAnsiTheme="minorHAnsi"/>
+          <w:noProof/>
+        </w:rPr>
+        <w:lastRenderedPageBreak/>
         <w:drawing>
           <wp:inline distT="0" distB="0" distL="0" distR="0" wp14:anchorId="4B294726" wp14:editId="521C16AC">
             <wp:extent cx="2886478" cy="1771897"/>
@@ -1280,11 +1655,17 @@
     <w:p>
       <w:pPr>
         <w:spacing w:after="199"/>
+        <w:rPr>
+          <w:rFonts w:asciiTheme="minorHAnsi" w:hAnsiTheme="minorHAnsi"/>
+        </w:rPr>
       </w:pPr>
     </w:p>
     <w:p>
       <w:pPr>
         <w:spacing w:after="199"/>
+        <w:rPr>
+          <w:rFonts w:asciiTheme="minorHAnsi" w:hAnsiTheme="minorHAnsi"/>
+        </w:rPr>
       </w:pPr>
     </w:p>
     <w:p>
@@ -1292,6 +1673,7 @@
         <w:spacing w:after="234"/>
         <w:ind w:left="10" w:hanging="10"/>
         <w:rPr>
+          <w:rFonts w:asciiTheme="minorHAnsi" w:hAnsiTheme="minorHAnsi"/>
           <w:sz w:val="36"/>
           <w:shd w:val="clear" w:color="auto" w:fill="D3D3D3"/>
         </w:rPr>
@@ -1302,48 +1684,36 @@
         <w:spacing w:after="234"/>
         <w:ind w:left="10" w:hanging="10"/>
         <w:rPr>
-          <w:sz w:val="36"/>
-        </w:rPr>
-      </w:pPr>
-      <w:r>
-        <w:rPr>
+          <w:rFonts w:asciiTheme="minorHAnsi" w:hAnsiTheme="minorHAnsi"/>
+          <w:sz w:val="36"/>
+        </w:rPr>
+      </w:pPr>
+      <w:r>
+        <w:rPr>
+          <w:rFonts w:asciiTheme="minorHAnsi" w:hAnsiTheme="minorHAnsi"/>
           <w:sz w:val="36"/>
           <w:shd w:val="clear" w:color="auto" w:fill="D3D3D3"/>
         </w:rPr>
-        <w:lastRenderedPageBreak/>
         <w:t>Clouds</w:t>
       </w:r>
       <w:r>
         <w:rPr>
-          <w:sz w:val="36"/>
-        </w:rPr>
-        <w:t xml:space="preserve"> are not a</w:t>
-      </w:r>
-      <w:r>
-        <w:rPr>
-          <w:sz w:val="36"/>
-        </w:rPr>
-        <w:t xml:space="preserve"> harmful</w:t>
-      </w:r>
-      <w:r>
-        <w:rPr>
-          <w:sz w:val="36"/>
-        </w:rPr>
-        <w:t xml:space="preserve"> obstacle</w:t>
-      </w:r>
-      <w:r>
-        <w:rPr>
-          <w:sz w:val="36"/>
-        </w:rPr>
-        <w:t xml:space="preserve"> either, unless you’re afraid to get wet!</w:t>
+          <w:rFonts w:asciiTheme="minorHAnsi" w:hAnsiTheme="minorHAnsi"/>
+          <w:sz w:val="36"/>
+        </w:rPr>
+        <w:t xml:space="preserve"> are not a harmful obstacle either, unless you’re afraid to get wet!</w:t>
       </w:r>
     </w:p>
     <w:p>
       <w:pPr>
         <w:spacing w:after="162"/>
-      </w:pPr>
-      <w:r>
-        <w:rPr>
+        <w:rPr>
+          <w:rFonts w:asciiTheme="minorHAnsi" w:hAnsiTheme="minorHAnsi"/>
+        </w:rPr>
+      </w:pPr>
+      <w:r>
+        <w:rPr>
+          <w:rFonts w:asciiTheme="minorHAnsi" w:hAnsiTheme="minorHAnsi"/>
           <w:noProof/>
         </w:rPr>
         <w:drawing>
@@ -1404,8 +1774,14 @@
       </w:r>
     </w:p>
     <w:p>
-      <w:r>
-        <w:rPr>
+      <w:pPr>
+        <w:rPr>
+          <w:rFonts w:asciiTheme="minorHAnsi" w:hAnsiTheme="minorHAnsi"/>
+        </w:rPr>
+      </w:pPr>
+      <w:r>
+        <w:rPr>
+          <w:rFonts w:asciiTheme="minorHAnsi" w:hAnsiTheme="minorHAnsi"/>
           <w:b/>
           <w:i/>
           <w:sz w:val="48"/>
@@ -1416,9 +1792,13 @@
     <w:p>
       <w:pPr>
         <w:spacing w:after="159"/>
-      </w:pPr>
-      <w:r>
-        <w:rPr>
+        <w:rPr>
+          <w:rFonts w:asciiTheme="minorHAnsi" w:hAnsiTheme="minorHAnsi"/>
+        </w:rPr>
+      </w:pPr>
+      <w:r>
+        <w:rPr>
+          <w:rFonts w:asciiTheme="minorHAnsi" w:hAnsiTheme="minorHAnsi"/>
           <w:b/>
           <w:i/>
           <w:sz w:val="48"/>
@@ -1429,9 +1809,13 @@
     <w:p>
       <w:pPr>
         <w:spacing w:after="159"/>
-      </w:pPr>
-      <w:r>
-        <w:rPr>
+        <w:rPr>
+          <w:rFonts w:asciiTheme="minorHAnsi" w:hAnsiTheme="minorHAnsi"/>
+        </w:rPr>
+      </w:pPr>
+      <w:r>
+        <w:rPr>
+          <w:rFonts w:asciiTheme="minorHAnsi" w:hAnsiTheme="minorHAnsi"/>
           <w:b/>
           <w:i/>
           <w:sz w:val="48"/>
@@ -1442,9 +1826,13 @@
     <w:p>
       <w:pPr>
         <w:spacing w:after="159"/>
-      </w:pPr>
-      <w:r>
-        <w:rPr>
+        <w:rPr>
+          <w:rFonts w:asciiTheme="minorHAnsi" w:hAnsiTheme="minorHAnsi"/>
+        </w:rPr>
+      </w:pPr>
+      <w:r>
+        <w:rPr>
+          <w:rFonts w:asciiTheme="minorHAnsi" w:hAnsiTheme="minorHAnsi"/>
           <w:b/>
           <w:i/>
           <w:sz w:val="48"/>
@@ -1453,8 +1841,14 @@
       </w:r>
     </w:p>
     <w:p>
-      <w:r>
-        <w:rPr>
+      <w:pPr>
+        <w:rPr>
+          <w:rFonts w:asciiTheme="minorHAnsi" w:hAnsiTheme="minorHAnsi"/>
+        </w:rPr>
+      </w:pPr>
+      <w:r>
+        <w:rPr>
+          <w:rFonts w:asciiTheme="minorHAnsi" w:hAnsiTheme="minorHAnsi"/>
           <w:b/>
           <w:i/>
           <w:sz w:val="48"/>
@@ -1465,9 +1859,13 @@
     <w:p>
       <w:pPr>
         <w:spacing w:after="159"/>
-      </w:pPr>
-      <w:r>
-        <w:rPr>
+        <w:rPr>
+          <w:rFonts w:asciiTheme="minorHAnsi" w:hAnsiTheme="minorHAnsi"/>
+        </w:rPr>
+      </w:pPr>
+      <w:r>
+        <w:rPr>
+          <w:rFonts w:asciiTheme="minorHAnsi" w:hAnsiTheme="minorHAnsi"/>
           <w:b/>
           <w:i/>
           <w:sz w:val="48"/>
@@ -1478,9 +1876,13 @@
     <w:p>
       <w:pPr>
         <w:spacing w:after="162"/>
-      </w:pPr>
-      <w:r>
-        <w:rPr>
+        <w:rPr>
+          <w:rFonts w:asciiTheme="minorHAnsi" w:hAnsiTheme="minorHAnsi"/>
+        </w:rPr>
+      </w:pPr>
+      <w:r>
+        <w:rPr>
+          <w:rFonts w:asciiTheme="minorHAnsi" w:hAnsiTheme="minorHAnsi"/>
           <w:b/>
           <w:i/>
           <w:sz w:val="48"/>
@@ -1491,9 +1893,13 @@
     <w:p>
       <w:pPr>
         <w:spacing w:after="159"/>
-      </w:pPr>
-      <w:r>
-        <w:rPr>
+        <w:rPr>
+          <w:rFonts w:asciiTheme="minorHAnsi" w:hAnsiTheme="minorHAnsi"/>
+        </w:rPr>
+      </w:pPr>
+      <w:r>
+        <w:rPr>
+          <w:rFonts w:asciiTheme="minorHAnsi" w:hAnsiTheme="minorHAnsi"/>
           <w:b/>
           <w:i/>
           <w:sz w:val="48"/>
@@ -1504,9 +1910,13 @@
     <w:p>
       <w:pPr>
         <w:spacing w:after="0"/>
-      </w:pPr>
-      <w:r>
-        <w:rPr>
+        <w:rPr>
+          <w:rFonts w:asciiTheme="minorHAnsi" w:hAnsiTheme="minorHAnsi"/>
+        </w:rPr>
+      </w:pPr>
+      <w:r>
+        <w:rPr>
+          <w:rFonts w:asciiTheme="minorHAnsi" w:hAnsiTheme="minorHAnsi"/>
           <w:b/>
           <w:i/>
           <w:sz w:val="48"/>
@@ -1518,8 +1928,14 @@
       <w:pPr>
         <w:pStyle w:val="Heading1"/>
         <w:ind w:left="-5"/>
-      </w:pPr>
-      <w:r>
+        <w:rPr>
+          <w:rFonts w:asciiTheme="minorHAnsi" w:hAnsiTheme="minorHAnsi"/>
+        </w:rPr>
+      </w:pPr>
+      <w:r>
+        <w:rPr>
+          <w:rFonts w:asciiTheme="minorHAnsi" w:hAnsiTheme="minorHAnsi"/>
+        </w:rPr>
         <w:t xml:space="preserve">Results of the Playtesting </w:t>
       </w:r>
     </w:p>
@@ -1527,33 +1943,29 @@
       <w:pPr>
         <w:spacing w:after="88"/>
         <w:ind w:left="10" w:hanging="10"/>
-      </w:pPr>
-      <w:r>
-        <w:rPr>
-          <w:sz w:val="36"/>
-        </w:rPr>
-        <w:t>Rev</w:t>
-      </w:r>
-      <w:r>
-        <w:rPr>
-          <w:sz w:val="36"/>
-        </w:rPr>
-        <w:t>2</w:t>
-      </w:r>
-      <w:r>
-        <w:rPr>
-          <w:sz w:val="36"/>
-        </w:rPr>
-        <w:t xml:space="preserve">: </w:t>
+        <w:rPr>
+          <w:rFonts w:asciiTheme="minorHAnsi" w:hAnsiTheme="minorHAnsi"/>
+        </w:rPr>
+      </w:pPr>
+      <w:r>
+        <w:rPr>
+          <w:rFonts w:asciiTheme="minorHAnsi" w:hAnsiTheme="minorHAnsi"/>
+          <w:sz w:val="36"/>
+        </w:rPr>
+        <w:t xml:space="preserve">Rev2: </w:t>
       </w:r>
     </w:p>
     <w:p>
       <w:pPr>
         <w:spacing w:after="14"/>
         <w:ind w:left="-5" w:firstLine="710"/>
-      </w:pPr>
-      <w:r>
-        <w:rPr>
+        <w:rPr>
+          <w:rFonts w:asciiTheme="minorHAnsi" w:hAnsiTheme="minorHAnsi"/>
+        </w:rPr>
+      </w:pPr>
+      <w:r>
+        <w:rPr>
+          <w:rFonts w:asciiTheme="minorHAnsi" w:hAnsiTheme="minorHAnsi"/>
           <w:sz w:val="44"/>
         </w:rPr>
         <w:t xml:space="preserve">UI: </w:t>
@@ -1567,9 +1979,13 @@
           <w:numId w:val="8"/>
         </w:numPr>
         <w:spacing w:after="311" w:line="258" w:lineRule="auto"/>
-      </w:pPr>
-      <w:r>
-        <w:rPr>
+        <w:rPr>
+          <w:rFonts w:asciiTheme="minorHAnsi" w:hAnsiTheme="minorHAnsi"/>
+        </w:rPr>
+      </w:pPr>
+      <w:r>
+        <w:rPr>
+          <w:rFonts w:asciiTheme="minorHAnsi" w:hAnsiTheme="minorHAnsi"/>
           <w:sz w:val="28"/>
         </w:rPr>
         <w:t>Added score counter and menu to UI.</w:t>
@@ -1580,20 +1996,17 @@
         <w:spacing w:after="307" w:line="258" w:lineRule="auto"/>
         <w:ind w:left="705"/>
         <w:rPr>
+          <w:rFonts w:asciiTheme="minorHAnsi" w:hAnsiTheme="minorHAnsi"/>
           <w:sz w:val="44"/>
         </w:rPr>
       </w:pPr>
       <w:r>
         <w:rPr>
+          <w:rFonts w:asciiTheme="minorHAnsi" w:hAnsiTheme="minorHAnsi"/>
           <w:sz w:val="44"/>
         </w:rPr>
-        <w:t>P</w:t>
-      </w:r>
-      <w:r>
-        <w:rPr>
-          <w:sz w:val="44"/>
-        </w:rPr>
-        <w:t>layer Scene:</w:t>
+        <w:lastRenderedPageBreak/>
+        <w:t>Player Scene:</w:t>
       </w:r>
     </w:p>
     <w:p>
@@ -1604,12 +2017,32 @@
           <w:numId w:val="7"/>
         </w:numPr>
         <w:spacing w:after="307" w:line="258" w:lineRule="auto"/>
-      </w:pPr>
-      <w:r>
-        <w:rPr>
+        <w:rPr>
+          <w:rFonts w:asciiTheme="minorHAnsi" w:hAnsiTheme="minorHAnsi"/>
+        </w:rPr>
+      </w:pPr>
+      <w:r>
+        <w:rPr>
+          <w:rFonts w:asciiTheme="minorHAnsi" w:hAnsiTheme="minorHAnsi"/>
           <w:sz w:val="28"/>
         </w:rPr>
-        <w:t>Changed plane to bird model.</w:t>
+        <w:t xml:space="preserve">Changed </w:t>
+      </w:r>
+      <w:proofErr w:type="gramStart"/>
+      <w:r>
+        <w:rPr>
+          <w:rFonts w:asciiTheme="minorHAnsi" w:hAnsiTheme="minorHAnsi"/>
+          <w:sz w:val="28"/>
+        </w:rPr>
+        <w:t>plane</w:t>
+      </w:r>
+      <w:proofErr w:type="gramEnd"/>
+      <w:r>
+        <w:rPr>
+          <w:rFonts w:asciiTheme="minorHAnsi" w:hAnsiTheme="minorHAnsi"/>
+          <w:sz w:val="28"/>
+        </w:rPr>
+        <w:t xml:space="preserve"> to bird model.</w:t>
       </w:r>
     </w:p>
     <w:p>
@@ -1620,9 +2053,13 @@
           <w:numId w:val="7"/>
         </w:numPr>
         <w:spacing w:after="307" w:line="258" w:lineRule="auto"/>
-      </w:pPr>
-      <w:r>
-        <w:rPr>
+        <w:rPr>
+          <w:rFonts w:asciiTheme="minorHAnsi" w:hAnsiTheme="minorHAnsi"/>
+        </w:rPr>
+      </w:pPr>
+      <w:r>
+        <w:rPr>
+          <w:rFonts w:asciiTheme="minorHAnsi" w:hAnsiTheme="minorHAnsi"/>
           <w:sz w:val="28"/>
         </w:rPr>
         <w:t>Bird flying and braking animation.</w:t>
@@ -1636,18 +2073,16 @@
           <w:numId w:val="7"/>
         </w:numPr>
         <w:spacing w:after="307" w:line="258" w:lineRule="auto"/>
-      </w:pPr>
-      <w:r>
-        <w:rPr>
+        <w:rPr>
+          <w:rFonts w:asciiTheme="minorHAnsi" w:hAnsiTheme="minorHAnsi"/>
+        </w:rPr>
+      </w:pPr>
+      <w:r>
+        <w:rPr>
+          <w:rFonts w:asciiTheme="minorHAnsi" w:hAnsiTheme="minorHAnsi"/>
           <w:sz w:val="28"/>
         </w:rPr>
-        <w:t xml:space="preserve">Added </w:t>
-      </w:r>
-      <w:r>
-        <w:rPr>
-          <w:sz w:val="28"/>
-        </w:rPr>
-        <w:t>several controls for birds.</w:t>
+        <w:t>Added several controls for birds.</w:t>
       </w:r>
     </w:p>
     <w:p>
@@ -1655,6 +2090,7 @@
         <w:spacing w:after="307" w:line="258" w:lineRule="auto"/>
         <w:ind w:left="705"/>
         <w:rPr>
+          <w:rFonts w:asciiTheme="minorHAnsi" w:hAnsiTheme="minorHAnsi"/>
           <w:sz w:val="28"/>
         </w:rPr>
       </w:pPr>
@@ -1664,20 +2100,16 @@
         <w:spacing w:after="307" w:line="258" w:lineRule="auto"/>
         <w:ind w:left="705"/>
         <w:rPr>
+          <w:rFonts w:asciiTheme="minorHAnsi" w:hAnsiTheme="minorHAnsi"/>
           <w:sz w:val="28"/>
         </w:rPr>
       </w:pPr>
       <w:r>
         <w:rPr>
+          <w:rFonts w:asciiTheme="minorHAnsi" w:hAnsiTheme="minorHAnsi"/>
           <w:sz w:val="44"/>
         </w:rPr>
-        <w:t>Menu</w:t>
-      </w:r>
-      <w:r>
-        <w:rPr>
-          <w:sz w:val="44"/>
-        </w:rPr>
-        <w:t xml:space="preserve"> Scene:</w:t>
+        <w:t>Menu Scene:</w:t>
       </w:r>
     </w:p>
     <w:p>
@@ -1688,12 +2120,25 @@
           <w:numId w:val="7"/>
         </w:numPr>
         <w:spacing w:after="307" w:line="258" w:lineRule="auto"/>
-      </w:pPr>
-      <w:r>
-        <w:rPr>
+        <w:rPr>
+          <w:rFonts w:asciiTheme="minorHAnsi" w:hAnsiTheme="minorHAnsi"/>
+        </w:rPr>
+      </w:pPr>
+      <w:proofErr w:type="gramStart"/>
+      <w:r>
+        <w:rPr>
+          <w:rFonts w:asciiTheme="minorHAnsi" w:hAnsiTheme="minorHAnsi"/>
           <w:sz w:val="28"/>
         </w:rPr>
-        <w:t>Added menu scene from my previous game. Same documentation.</w:t>
+        <w:t>Added</w:t>
+      </w:r>
+      <w:proofErr w:type="gramEnd"/>
+      <w:r>
+        <w:rPr>
+          <w:rFonts w:asciiTheme="minorHAnsi" w:hAnsiTheme="minorHAnsi"/>
+          <w:sz w:val="28"/>
+        </w:rPr>
+        <w:t xml:space="preserve"> menu scene from my previous game. Same documentation.</w:t>
       </w:r>
     </w:p>
     <w:p>
@@ -1701,12 +2146,16 @@
         <w:pStyle w:val="ListParagraph"/>
         <w:spacing w:after="307" w:line="258" w:lineRule="auto"/>
         <w:ind w:left="1065"/>
+        <w:rPr>
+          <w:rFonts w:asciiTheme="minorHAnsi" w:hAnsiTheme="minorHAnsi"/>
+        </w:rPr>
       </w:pPr>
     </w:p>
     <w:p>
       <w:pPr>
         <w:spacing w:after="86"/>
         <w:rPr>
+          <w:rFonts w:asciiTheme="minorHAnsi" w:hAnsiTheme="minorHAnsi"/>
           <w:sz w:val="44"/>
         </w:rPr>
       </w:pPr>
@@ -1714,9 +2163,13 @@
     <w:p>
       <w:pPr>
         <w:spacing w:after="86"/>
-      </w:pPr>
-      <w:r>
-        <w:rPr>
+        <w:rPr>
+          <w:rFonts w:asciiTheme="minorHAnsi" w:hAnsiTheme="minorHAnsi"/>
+        </w:rPr>
+      </w:pPr>
+      <w:r>
+        <w:rPr>
+          <w:rFonts w:asciiTheme="minorHAnsi" w:hAnsiTheme="minorHAnsi"/>
           <w:sz w:val="44"/>
         </w:rPr>
         <w:t xml:space="preserve"> </w:t>
@@ -1726,18 +2179,16 @@
       <w:pPr>
         <w:spacing w:after="88"/>
         <w:ind w:left="10" w:hanging="10"/>
-      </w:pPr>
-      <w:r>
-        <w:rPr>
-          <w:sz w:val="36"/>
-        </w:rPr>
-        <w:t>Rev1</w:t>
-      </w:r>
-      <w:r>
-        <w:rPr>
-          <w:sz w:val="36"/>
-        </w:rPr>
-        <w:t xml:space="preserve">: </w:t>
+        <w:rPr>
+          <w:rFonts w:asciiTheme="minorHAnsi" w:hAnsiTheme="minorHAnsi"/>
+        </w:rPr>
+      </w:pPr>
+      <w:r>
+        <w:rPr>
+          <w:rFonts w:asciiTheme="minorHAnsi" w:hAnsiTheme="minorHAnsi"/>
+          <w:sz w:val="36"/>
+        </w:rPr>
+        <w:t xml:space="preserve">Rev1: </w:t>
       </w:r>
     </w:p>
     <w:p>
@@ -1748,9 +2199,13 @@
           <w:numId w:val="5"/>
         </w:numPr>
         <w:spacing w:after="3" w:line="258" w:lineRule="auto"/>
-      </w:pPr>
-      <w:r>
-        <w:rPr>
+        <w:rPr>
+          <w:rFonts w:asciiTheme="minorHAnsi" w:hAnsiTheme="minorHAnsi"/>
+        </w:rPr>
+      </w:pPr>
+      <w:r>
+        <w:rPr>
+          <w:rFonts w:asciiTheme="minorHAnsi" w:hAnsiTheme="minorHAnsi"/>
           <w:sz w:val="28"/>
         </w:rPr>
         <w:t xml:space="preserve">Navigation between starting screen to game start, and game end back to starting screen is functioning correctly. </w:t>
@@ -1764,9 +2219,13 @@
           <w:numId w:val="5"/>
         </w:numPr>
         <w:spacing w:after="3" w:line="258" w:lineRule="auto"/>
-      </w:pPr>
-      <w:r>
-        <w:rPr>
+        <w:rPr>
+          <w:rFonts w:asciiTheme="minorHAnsi" w:hAnsiTheme="minorHAnsi"/>
+        </w:rPr>
+      </w:pPr>
+      <w:r>
+        <w:rPr>
+          <w:rFonts w:asciiTheme="minorHAnsi" w:hAnsiTheme="minorHAnsi"/>
           <w:sz w:val="28"/>
         </w:rPr>
         <w:t>Base functionality from game.</w:t>
@@ -1781,12 +2240,14 @@
         </w:numPr>
         <w:spacing w:after="3" w:line="258" w:lineRule="auto"/>
         <w:rPr>
+          <w:rFonts w:asciiTheme="minorHAnsi" w:hAnsiTheme="minorHAnsi"/>
           <w:sz w:val="28"/>
           <w:szCs w:val="32"/>
         </w:rPr>
       </w:pPr>
       <w:r>
         <w:rPr>
+          <w:rFonts w:asciiTheme="minorHAnsi" w:hAnsiTheme="minorHAnsi"/>
           <w:sz w:val="28"/>
           <w:szCs w:val="32"/>
         </w:rPr>
@@ -1802,33 +2263,51 @@
         </w:numPr>
         <w:spacing w:after="3" w:line="258" w:lineRule="auto"/>
         <w:rPr>
+          <w:rFonts w:asciiTheme="minorHAnsi" w:hAnsiTheme="minorHAnsi"/>
           <w:sz w:val="28"/>
           <w:szCs w:val="32"/>
         </w:rPr>
       </w:pPr>
       <w:r>
         <w:rPr>
+          <w:rFonts w:asciiTheme="minorHAnsi" w:hAnsiTheme="minorHAnsi"/>
           <w:sz w:val="28"/>
           <w:szCs w:val="32"/>
         </w:rPr>
         <w:t>Ranking.</w:t>
       </w:r>
     </w:p>
-    <w:p/>
+    <w:p>
+      <w:pPr>
+        <w:rPr>
+          <w:rFonts w:asciiTheme="minorHAnsi" w:hAnsiTheme="minorHAnsi"/>
+        </w:rPr>
+      </w:pPr>
+    </w:p>
     <w:p>
       <w:pPr>
         <w:pStyle w:val="Heading1"/>
-      </w:pPr>
-      <w:r>
+        <w:rPr>
+          <w:rFonts w:asciiTheme="minorHAnsi" w:hAnsiTheme="minorHAnsi"/>
+        </w:rPr>
+      </w:pPr>
+      <w:r>
+        <w:rPr>
+          <w:rFonts w:asciiTheme="minorHAnsi" w:hAnsiTheme="minorHAnsi"/>
+        </w:rPr>
         <w:t xml:space="preserve">Documentation </w:t>
       </w:r>
     </w:p>
     <w:p>
       <w:pPr>
         <w:spacing w:after="162"/>
-      </w:pPr>
-      <w:r>
-        <w:rPr>
+        <w:rPr>
+          <w:rFonts w:asciiTheme="minorHAnsi" w:hAnsiTheme="minorHAnsi"/>
+        </w:rPr>
+      </w:pPr>
+      <w:r>
+        <w:rPr>
+          <w:rFonts w:asciiTheme="minorHAnsi" w:hAnsiTheme="minorHAnsi"/>
           <w:sz w:val="36"/>
         </w:rPr>
         <w:t xml:space="preserve">Four changes from the Project instructions: </w:t>
@@ -1843,11 +2322,13 @@
         <w:spacing w:after="1"/>
         <w:ind w:hanging="360"/>
         <w:rPr>
+          <w:rFonts w:asciiTheme="minorHAnsi" w:hAnsiTheme="minorHAnsi"/>
           <w:highlight w:val="yellow"/>
         </w:rPr>
       </w:pPr>
       <w:r>
         <w:rPr>
+          <w:rFonts w:asciiTheme="minorHAnsi" w:hAnsiTheme="minorHAnsi"/>
           <w:sz w:val="36"/>
           <w:highlight w:val="yellow"/>
         </w:rPr>
@@ -1858,9 +2339,13 @@
       <w:pPr>
         <w:spacing w:after="0"/>
         <w:ind w:left="720"/>
-      </w:pPr>
-      <w:r>
-        <w:rPr>
+        <w:rPr>
+          <w:rFonts w:asciiTheme="minorHAnsi" w:hAnsiTheme="minorHAnsi"/>
+        </w:rPr>
+      </w:pPr>
+      <w:r>
+        <w:rPr>
+          <w:rFonts w:asciiTheme="minorHAnsi" w:hAnsiTheme="minorHAnsi"/>
           <w:sz w:val="36"/>
         </w:rPr>
         <w:t xml:space="preserve"> </w:t>
@@ -1875,26 +2360,51 @@
         <w:spacing w:after="1"/>
         <w:ind w:hanging="360"/>
         <w:rPr>
+          <w:rFonts w:asciiTheme="minorHAnsi" w:hAnsiTheme="minorHAnsi"/>
           <w:highlight w:val="yellow"/>
         </w:rPr>
       </w:pPr>
       <w:r>
         <w:rPr>
+          <w:rFonts w:asciiTheme="minorHAnsi" w:hAnsiTheme="minorHAnsi"/>
           <w:sz w:val="36"/>
           <w:highlight w:val="yellow"/>
         </w:rPr>
-        <w:t xml:space="preserve">Add an additional dynamic element of the game that rewards the player somehow. (Powerups with unique looks, sound, and animations. Black holes, ) </w:t>
+        <w:t>Add an additional dynamic element of the game that rewards the player somehow. (Powerups with unique looks, sound, and animations. Black holes</w:t>
+      </w:r>
+      <w:proofErr w:type="gramStart"/>
+      <w:r>
+        <w:rPr>
+          <w:rFonts w:asciiTheme="minorHAnsi" w:hAnsiTheme="minorHAnsi"/>
+          <w:sz w:val="36"/>
+          <w:highlight w:val="yellow"/>
+        </w:rPr>
+        <w:t>, )</w:t>
+      </w:r>
+      <w:proofErr w:type="gramEnd"/>
+      <w:r>
+        <w:rPr>
+          <w:rFonts w:asciiTheme="minorHAnsi" w:hAnsiTheme="minorHAnsi"/>
+          <w:sz w:val="36"/>
+          <w:highlight w:val="yellow"/>
+        </w:rPr>
+        <w:t xml:space="preserve"> </w:t>
       </w:r>
     </w:p>
     <w:p>
       <w:pPr>
         <w:spacing w:after="1"/>
         <w:ind w:left="720"/>
-      </w:pPr>
-      <w:r>
-        <w:rPr>
-          <w:sz w:val="36"/>
-        </w:rPr>
+        <w:rPr>
+          <w:rFonts w:asciiTheme="minorHAnsi" w:hAnsiTheme="minorHAnsi"/>
+        </w:rPr>
+      </w:pPr>
+      <w:r>
+        <w:rPr>
+          <w:rFonts w:asciiTheme="minorHAnsi" w:hAnsiTheme="minorHAnsi"/>
+          <w:sz w:val="36"/>
+        </w:rPr>
+        <w:lastRenderedPageBreak/>
         <w:t xml:space="preserve"> </w:t>
       </w:r>
     </w:p>
@@ -1907,11 +2417,13 @@
         <w:spacing w:after="1"/>
         <w:ind w:hanging="360"/>
         <w:rPr>
+          <w:rFonts w:asciiTheme="minorHAnsi" w:hAnsiTheme="minorHAnsi"/>
           <w:highlight w:val="yellow"/>
         </w:rPr>
       </w:pPr>
       <w:r>
         <w:rPr>
+          <w:rFonts w:asciiTheme="minorHAnsi" w:hAnsiTheme="minorHAnsi"/>
           <w:sz w:val="36"/>
           <w:highlight w:val="yellow"/>
         </w:rPr>
@@ -1922,9 +2434,13 @@
       <w:pPr>
         <w:spacing w:after="0"/>
         <w:ind w:left="720"/>
-      </w:pPr>
-      <w:r>
-        <w:rPr>
+        <w:rPr>
+          <w:rFonts w:asciiTheme="minorHAnsi" w:hAnsiTheme="minorHAnsi"/>
+        </w:rPr>
+      </w:pPr>
+      <w:r>
+        <w:rPr>
+          <w:rFonts w:asciiTheme="minorHAnsi" w:hAnsiTheme="minorHAnsi"/>
           <w:sz w:val="36"/>
         </w:rPr>
         <w:t xml:space="preserve"> </w:t>
@@ -1934,9 +2450,13 @@
       <w:pPr>
         <w:spacing w:after="1"/>
         <w:ind w:left="720"/>
-      </w:pPr>
-      <w:r>
-        <w:rPr>
+        <w:rPr>
+          <w:rFonts w:asciiTheme="minorHAnsi" w:hAnsiTheme="minorHAnsi"/>
+        </w:rPr>
+      </w:pPr>
+      <w:r>
+        <w:rPr>
+          <w:rFonts w:asciiTheme="minorHAnsi" w:hAnsiTheme="minorHAnsi"/>
           <w:sz w:val="36"/>
         </w:rPr>
         <w:t xml:space="preserve"> </w:t>
@@ -1951,32 +2471,61 @@
         <w:spacing w:after="1"/>
         <w:ind w:hanging="360"/>
         <w:rPr>
+          <w:rFonts w:asciiTheme="minorHAnsi" w:hAnsiTheme="minorHAnsi"/>
           <w:highlight w:val="yellow"/>
         </w:rPr>
       </w:pPr>
       <w:r>
         <w:rPr>
+          <w:rFonts w:asciiTheme="minorHAnsi" w:hAnsiTheme="minorHAnsi"/>
           <w:sz w:val="36"/>
           <w:highlight w:val="yellow"/>
         </w:rPr>
-        <w:t xml:space="preserve">Creating a second game experience for a single level after a set number of levels or other triggering event. </w:t>
+        <w:t xml:space="preserve">Creating a second game experience for a single level after a set number of levels or </w:t>
+      </w:r>
+      <w:proofErr w:type="gramStart"/>
+      <w:r>
+        <w:rPr>
+          <w:rFonts w:asciiTheme="minorHAnsi" w:hAnsiTheme="minorHAnsi"/>
+          <w:sz w:val="36"/>
+          <w:highlight w:val="yellow"/>
+        </w:rPr>
+        <w:t>other</w:t>
+      </w:r>
+      <w:proofErr w:type="gramEnd"/>
+      <w:r>
+        <w:rPr>
+          <w:rFonts w:asciiTheme="minorHAnsi" w:hAnsiTheme="minorHAnsi"/>
+          <w:sz w:val="36"/>
+          <w:highlight w:val="yellow"/>
+        </w:rPr>
+        <w:t xml:space="preserve"> triggering event. </w:t>
       </w:r>
     </w:p>
     <w:p>
       <w:pPr>
         <w:spacing w:after="1"/>
         <w:ind w:left="705"/>
+        <w:rPr>
+          <w:rFonts w:asciiTheme="minorHAnsi" w:hAnsiTheme="minorHAnsi"/>
+        </w:rPr>
       </w:pPr>
     </w:p>
     <w:p>
       <w:pPr>
         <w:spacing w:after="0"/>
+        <w:rPr>
+          <w:rFonts w:asciiTheme="minorHAnsi" w:hAnsiTheme="minorHAnsi"/>
+        </w:rPr>
       </w:pPr>
     </w:p>
     <w:p>
       <w:pPr>
         <w:spacing w:after="1"/>
         <w:ind w:left="720"/>
+        <w:rPr>
+          <w:rFonts w:asciiTheme="minorHAnsi" w:hAnsiTheme="minorHAnsi"/>
+        </w:rPr>
       </w:pPr>
     </w:p>
     <w:sectPr>
